--- a/finalcif/template/template_for_multitable.docx
+++ b/finalcif/template/template_for_multitable.docx
@@ -1,6 +1,6 @@
 
 <file path=word/document.xml><?xml version="1.0" encoding="utf-8"?>
-<w:document xmlns:wpc="http://schemas.microsoft.com/office/word/2010/wordprocessingCanvas" xmlns:cx="http://schemas.microsoft.com/office/drawing/2014/chartex" xmlns:cx1="http://schemas.microsoft.com/office/drawing/2015/9/8/chartex" xmlns:cx2="http://schemas.microsoft.com/office/drawing/2015/10/21/chartex" xmlns:cx3="http://schemas.microsoft.com/office/drawing/2016/5/9/chartex" xmlns:cx4="http://schemas.microsoft.com/office/drawing/2016/5/10/chartex" xmlns:cx5="http://schemas.microsoft.com/office/drawing/2016/5/11/chartex" xmlns:cx6="http://schemas.microsoft.com/office/drawing/2016/5/12/chartex" xmlns:cx7="http://schemas.microsoft.com/office/drawing/2016/5/13/chartex" xmlns:cx8="http://schemas.microsoft.com/office/drawing/2016/5/14/chartex" xmlns:mc="http://schemas.openxmlformats.org/markup-compatibility/2006" xmlns:aink="http://schemas.microsoft.com/office/drawing/2016/ink" xmlns:am3d="http://schemas.microsoft.com/office/drawing/2017/model3d" xmlns:o="urn:schemas-microsoft-com:office:office" xmlns:oel="http://schemas.microsoft.com/office/2019/extlst" xmlns:r="http://schemas.openxmlformats.org/officeDocument/2006/relationships" xmlns:m="http://schemas.openxmlformats.org/officeDocument/2006/math" xmlns:v="urn:schemas-microsoft-com:vml" xmlns:wp14="http://schemas.microsoft.com/office/word/2010/wordprocessingDrawing" xmlns:wp="http://schemas.openxmlformats.org/drawingml/2006/wordprocessingDrawing" xmlns:w10="urn:schemas-microsoft-com:office:word" xmlns:w="http://schemas.openxmlformats.org/wordprocessingml/2006/main" xmlns:w14="http://schemas.microsoft.com/office/word/2010/wordml" xmlns:w15="http://schemas.microsoft.com/office/word/2012/wordml" xmlns:w16cex="http://schemas.microsoft.com/office/word/2018/wordml/cex" xmlns:w16cid="http://schemas.microsoft.com/office/word/2016/wordml/cid" xmlns:w16="http://schemas.microsoft.com/office/word/2018/wordml" xmlns:w16du="http://schemas.microsoft.com/office/word/2023/wordml/word16du" xmlns:w16sdtdh="http://schemas.microsoft.com/office/word/2020/wordml/sdtdatahash" xmlns:w16se="http://schemas.microsoft.com/office/word/2015/wordml/symex" xmlns:wpg="http://schemas.microsoft.com/office/word/2010/wordprocessingGroup" xmlns:wpi="http://schemas.microsoft.com/office/word/2010/wordprocessingInk" xmlns:wne="http://schemas.microsoft.com/office/word/2006/wordml" xmlns:wps="http://schemas.microsoft.com/office/word/2010/wordprocessingShape" mc:Ignorable="w14 w15 w16se w16cid w16 w16cex w16sdtdh w16du wp14">
+<w:document xmlns:wpc="http://schemas.microsoft.com/office/word/2010/wordprocessingCanvas" xmlns:cx="http://schemas.microsoft.com/office/drawing/2014/chartex" xmlns:cx1="http://schemas.microsoft.com/office/drawing/2015/9/8/chartex" xmlns:cx2="http://schemas.microsoft.com/office/drawing/2015/10/21/chartex" xmlns:cx3="http://schemas.microsoft.com/office/drawing/2016/5/9/chartex" xmlns:cx4="http://schemas.microsoft.com/office/drawing/2016/5/10/chartex" xmlns:cx5="http://schemas.microsoft.com/office/drawing/2016/5/11/chartex" xmlns:cx6="http://schemas.microsoft.com/office/drawing/2016/5/12/chartex" xmlns:cx7="http://schemas.microsoft.com/office/drawing/2016/5/13/chartex" xmlns:cx8="http://schemas.microsoft.com/office/drawing/2016/5/14/chartex" xmlns:mc="http://schemas.openxmlformats.org/markup-compatibility/2006" xmlns:aink="http://schemas.microsoft.com/office/drawing/2016/ink" xmlns:am3d="http://schemas.microsoft.com/office/drawing/2017/model3d" xmlns:o="urn:schemas-microsoft-com:office:office" xmlns:oel="http://schemas.microsoft.com/office/2019/extlst" xmlns:r="http://schemas.openxmlformats.org/officeDocument/2006/relationships" xmlns:m="http://schemas.openxmlformats.org/officeDocument/2006/math" xmlns:v="urn:schemas-microsoft-com:vml" xmlns:wp14="http://schemas.microsoft.com/office/word/2010/wordprocessingDrawing" xmlns:wp="http://schemas.openxmlformats.org/drawingml/2006/wordprocessingDrawing" xmlns:w10="urn:schemas-microsoft-com:office:word" xmlns:w="http://schemas.openxmlformats.org/wordprocessingml/2006/main" xmlns:w14="http://schemas.microsoft.com/office/word/2010/wordml" xmlns:w15="http://schemas.microsoft.com/office/word/2012/wordml" xmlns:w16cex="http://schemas.microsoft.com/office/word/2018/wordml/cex" xmlns:w16cid="http://schemas.microsoft.com/office/word/2016/wordml/cid" xmlns:w16="http://schemas.microsoft.com/office/word/2018/wordml" xmlns:w16du="http://schemas.microsoft.com/office/word/2023/wordml/word16du" xmlns:w16sdtdh="http://schemas.microsoft.com/office/word/2020/wordml/sdtdatahash" xmlns:w16sdtfl="http://schemas.microsoft.com/office/word/2024/wordml/sdtformatlock" xmlns:w16se="http://schemas.microsoft.com/office/word/2015/wordml/symex" xmlns:wpg="http://schemas.microsoft.com/office/word/2010/wordprocessingGroup" xmlns:wpi="http://schemas.microsoft.com/office/word/2010/wordprocessingInk" xmlns:wne="http://schemas.microsoft.com/office/word/2006/wordml" xmlns:wps="http://schemas.microsoft.com/office/word/2010/wordprocessingShape" mc:Ignorable="w14 w15 w16se w16cid w16 w16cex w16sdtdh w16sdtfl w16du wp14">
   <w:body>
     <w:p>
       <w:pPr>
@@ -2945,58 +2945,20 @@
           </w:tcPr>
           <w:p>
             <w:r>
-              <w:t>Completeness</w:t>
-            </w:r>
-            <w:r>
-              <w:rPr>
-                <w:sz w:val="10"/>
-              </w:rPr>
-              <w:t xml:space="preserve">{%if </w:t>
-            </w:r>
-            <w:r>
-              <w:rPr>
-                <w:sz w:val="10"/>
-              </w:rPr>
-              <w:t>block.</w:t>
-            </w:r>
-            <w:r>
-              <w:rPr>
-                <w:sz w:val="10"/>
-              </w:rPr>
-              <w:t>theta_full%}</w:t>
-            </w:r>
-            <w:r>
-              <w:t xml:space="preserve"> to </w:t>
+              <w:t xml:space="preserve">Completeness to </w:t>
             </w:r>
             <w:r>
               <w:br/>
-            </w:r>
-            <w:r>
-              <w:t>θ</w:t>
-            </w:r>
-            <w:r>
-              <w:t xml:space="preserve"> = {{</w:t>
-            </w:r>
-            <w:r>
-              <w:rPr>
-                <w:sz w:val="14"/>
-              </w:rPr>
-              <w:t>block.t</w:t>
-            </w:r>
-            <w:r>
-              <w:rPr>
-                <w:sz w:val="14"/>
-              </w:rPr>
-              <w:t>heta_full</w:t>
-            </w:r>
-            <w:r>
-              <w:t>}}°</w:t>
-            </w:r>
-            <w:r>
-              <w:rPr>
-                <w:sz w:val="12"/>
-              </w:rPr>
-              <w:t>{%endif%}</w:t>
+              <w:t xml:space="preserve">θ = </w:t>
+            </w:r>
+            <w:r>
+              <w:t xml:space="preserve">full </w:t>
+            </w:r>
+            <w:r>
+              <w:t xml:space="preserve">/ </w:t>
+            </w:r>
+            <w:r>
+              <w:t>max</w:t>
             </w:r>
           </w:p>
         </w:tc>
@@ -3040,7 +3002,20 @@
           </w:tcPr>
           <w:p>
             <w:r>
-              <w:t>{{</w:t>
+              <w:t xml:space="preserve">{{ </w:t>
+            </w:r>
+            <w:r>
+              <w:rPr>
+                <w:sz w:val="12"/>
+                <w:szCs w:val="16"/>
+              </w:rPr>
+              <w:t xml:space="preserve">block.completeness_theta_full </w:t>
+            </w:r>
+            <w:r>
+              <w:t>}}</w:t>
+            </w:r>
+            <w:r>
+              <w:t xml:space="preserve"> ({{</w:t>
             </w:r>
             <w:r>
               <w:t xml:space="preserve"> </w:t>
@@ -3048,28 +3023,80 @@
             <w:r>
               <w:rPr>
                 <w:sz w:val="12"/>
-                <w:szCs w:val="12"/>
-              </w:rPr>
-              <w:t>block.</w:t>
-            </w:r>
-            <w:r>
-              <w:rPr>
-                <w:sz w:val="12"/>
-                <w:szCs w:val="12"/>
-              </w:rPr>
-              <w:t>completeness</w:t>
-            </w:r>
-            <w:r>
-              <w:rPr>
-                <w:sz w:val="14"/>
+                <w:szCs w:val="16"/>
+              </w:rPr>
+              <w:t>theta_full</w:t>
+            </w:r>
+            <w:r>
+              <w:rPr>
+                <w:sz w:val="12"/>
+                <w:szCs w:val="16"/>
+              </w:rPr>
+              <w:t>|float(2)</w:t>
+            </w:r>
+            <w:r>
+              <w:rPr>
+                <w:sz w:val="12"/>
+                <w:szCs w:val="16"/>
               </w:rPr>
               <w:t xml:space="preserve"> </w:t>
             </w:r>
             <w:r>
+              <w:t>}}°)</w:t>
+            </w:r>
+            <w:r>
+              <w:t xml:space="preserve"> / {{ </w:t>
+            </w:r>
+            <w:r>
+              <w:rPr>
+                <w:sz w:val="12"/>
+                <w:szCs w:val="16"/>
+              </w:rPr>
+              <w:t>block</w:t>
+            </w:r>
+            <w:r>
+              <w:rPr>
+                <w:sz w:val="12"/>
+                <w:szCs w:val="16"/>
+              </w:rPr>
+              <w:t>.</w:t>
+            </w:r>
+            <w:r>
+              <w:rPr>
+                <w:sz w:val="12"/>
+                <w:szCs w:val="16"/>
+              </w:rPr>
+              <w:t xml:space="preserve">completeness_theta_max </w:t>
+            </w:r>
+            <w:r>
               <w:t>}}</w:t>
             </w:r>
             <w:r>
-              <w:t xml:space="preserve"> %</w:t>
+              <w:t xml:space="preserve"> ({{ </w:t>
+            </w:r>
+            <w:r>
+              <w:rPr>
+                <w:sz w:val="12"/>
+                <w:szCs w:val="16"/>
+              </w:rPr>
+              <w:t>block.theta_max</w:t>
+            </w:r>
+            <w:r>
+              <w:rPr>
+                <w:sz w:val="12"/>
+                <w:szCs w:val="16"/>
+              </w:rPr>
+              <w:t>|float(2)</w:t>
+            </w:r>
+            <w:r>
+              <w:rPr>
+                <w:sz w:val="12"/>
+                <w:szCs w:val="16"/>
+              </w:rPr>
+              <w:t xml:space="preserve"> </w:t>
+            </w:r>
+            <w:r>
+              <w:t>}}°)</w:t>
             </w:r>
           </w:p>
         </w:tc>
@@ -4325,7 +4352,7 @@
 </file>
 
 <file path=word/endnotes.xml><?xml version="1.0" encoding="utf-8"?>
-<w:endnotes xmlns:wpc="http://schemas.microsoft.com/office/word/2010/wordprocessingCanvas" xmlns:cx="http://schemas.microsoft.com/office/drawing/2014/chartex" xmlns:cx1="http://schemas.microsoft.com/office/drawing/2015/9/8/chartex" xmlns:cx2="http://schemas.microsoft.com/office/drawing/2015/10/21/chartex" xmlns:cx3="http://schemas.microsoft.com/office/drawing/2016/5/9/chartex" xmlns:cx4="http://schemas.microsoft.com/office/drawing/2016/5/10/chartex" xmlns:cx5="http://schemas.microsoft.com/office/drawing/2016/5/11/chartex" xmlns:cx6="http://schemas.microsoft.com/office/drawing/2016/5/12/chartex" xmlns:cx7="http://schemas.microsoft.com/office/drawing/2016/5/13/chartex" xmlns:cx8="http://schemas.microsoft.com/office/drawing/2016/5/14/chartex" xmlns:mc="http://schemas.openxmlformats.org/markup-compatibility/2006" xmlns:aink="http://schemas.microsoft.com/office/drawing/2016/ink" xmlns:am3d="http://schemas.microsoft.com/office/drawing/2017/model3d" xmlns:o="urn:schemas-microsoft-com:office:office" xmlns:oel="http://schemas.microsoft.com/office/2019/extlst" xmlns:r="http://schemas.openxmlformats.org/officeDocument/2006/relationships" xmlns:m="http://schemas.openxmlformats.org/officeDocument/2006/math" xmlns:v="urn:schemas-microsoft-com:vml" xmlns:wp14="http://schemas.microsoft.com/office/word/2010/wordprocessingDrawing" xmlns:wp="http://schemas.openxmlformats.org/drawingml/2006/wordprocessingDrawing" xmlns:w10="urn:schemas-microsoft-com:office:word" xmlns:w="http://schemas.openxmlformats.org/wordprocessingml/2006/main" xmlns:w14="http://schemas.microsoft.com/office/word/2010/wordml" xmlns:w15="http://schemas.microsoft.com/office/word/2012/wordml" xmlns:w16cex="http://schemas.microsoft.com/office/word/2018/wordml/cex" xmlns:w16cid="http://schemas.microsoft.com/office/word/2016/wordml/cid" xmlns:w16="http://schemas.microsoft.com/office/word/2018/wordml" xmlns:w16du="http://schemas.microsoft.com/office/word/2023/wordml/word16du" xmlns:w16sdtdh="http://schemas.microsoft.com/office/word/2020/wordml/sdtdatahash" xmlns:w16se="http://schemas.microsoft.com/office/word/2015/wordml/symex" xmlns:wpg="http://schemas.microsoft.com/office/word/2010/wordprocessingGroup" xmlns:wpi="http://schemas.microsoft.com/office/word/2010/wordprocessingInk" xmlns:wne="http://schemas.microsoft.com/office/word/2006/wordml" xmlns:wps="http://schemas.microsoft.com/office/word/2010/wordprocessingShape" mc:Ignorable="w14 w15 w16se w16cid w16 w16cex w16sdtdh w16du wp14">
+<w:endnotes xmlns:wpc="http://schemas.microsoft.com/office/word/2010/wordprocessingCanvas" xmlns:cx="http://schemas.microsoft.com/office/drawing/2014/chartex" xmlns:cx1="http://schemas.microsoft.com/office/drawing/2015/9/8/chartex" xmlns:cx2="http://schemas.microsoft.com/office/drawing/2015/10/21/chartex" xmlns:cx3="http://schemas.microsoft.com/office/drawing/2016/5/9/chartex" xmlns:cx4="http://schemas.microsoft.com/office/drawing/2016/5/10/chartex" xmlns:cx5="http://schemas.microsoft.com/office/drawing/2016/5/11/chartex" xmlns:cx6="http://schemas.microsoft.com/office/drawing/2016/5/12/chartex" xmlns:cx7="http://schemas.microsoft.com/office/drawing/2016/5/13/chartex" xmlns:cx8="http://schemas.microsoft.com/office/drawing/2016/5/14/chartex" xmlns:mc="http://schemas.openxmlformats.org/markup-compatibility/2006" xmlns:aink="http://schemas.microsoft.com/office/drawing/2016/ink" xmlns:am3d="http://schemas.microsoft.com/office/drawing/2017/model3d" xmlns:o="urn:schemas-microsoft-com:office:office" xmlns:oel="http://schemas.microsoft.com/office/2019/extlst" xmlns:r="http://schemas.openxmlformats.org/officeDocument/2006/relationships" xmlns:m="http://schemas.openxmlformats.org/officeDocument/2006/math" xmlns:v="urn:schemas-microsoft-com:vml" xmlns:wp14="http://schemas.microsoft.com/office/word/2010/wordprocessingDrawing" xmlns:wp="http://schemas.openxmlformats.org/drawingml/2006/wordprocessingDrawing" xmlns:w10="urn:schemas-microsoft-com:office:word" xmlns:w="http://schemas.openxmlformats.org/wordprocessingml/2006/main" xmlns:w14="http://schemas.microsoft.com/office/word/2010/wordml" xmlns:w15="http://schemas.microsoft.com/office/word/2012/wordml" xmlns:w16cex="http://schemas.microsoft.com/office/word/2018/wordml/cex" xmlns:w16cid="http://schemas.microsoft.com/office/word/2016/wordml/cid" xmlns:w16="http://schemas.microsoft.com/office/word/2018/wordml" xmlns:w16du="http://schemas.microsoft.com/office/word/2023/wordml/word16du" xmlns:w16sdtdh="http://schemas.microsoft.com/office/word/2020/wordml/sdtdatahash" xmlns:w16sdtfl="http://schemas.microsoft.com/office/word/2024/wordml/sdtformatlock" xmlns:w16se="http://schemas.microsoft.com/office/word/2015/wordml/symex" xmlns:wpg="http://schemas.microsoft.com/office/word/2010/wordprocessingGroup" xmlns:wpi="http://schemas.microsoft.com/office/word/2010/wordprocessingInk" xmlns:wne="http://schemas.microsoft.com/office/word/2006/wordml" xmlns:wps="http://schemas.microsoft.com/office/word/2010/wordprocessingShape" mc:Ignorable="w14 w15 w16se w16cid w16 w16cex w16sdtdh w16sdtfl w16du wp14">
   <w:endnote w:type="separator" w:id="-1">
     <w:p>
       <w:pPr>
@@ -4350,7 +4377,7 @@
 </file>
 
 <file path=word/footnotes.xml><?xml version="1.0" encoding="utf-8"?>
-<w:footnotes xmlns:wpc="http://schemas.microsoft.com/office/word/2010/wordprocessingCanvas" xmlns:cx="http://schemas.microsoft.com/office/drawing/2014/chartex" xmlns:cx1="http://schemas.microsoft.com/office/drawing/2015/9/8/chartex" xmlns:cx2="http://schemas.microsoft.com/office/drawing/2015/10/21/chartex" xmlns:cx3="http://schemas.microsoft.com/office/drawing/2016/5/9/chartex" xmlns:cx4="http://schemas.microsoft.com/office/drawing/2016/5/10/chartex" xmlns:cx5="http://schemas.microsoft.com/office/drawing/2016/5/11/chartex" xmlns:cx6="http://schemas.microsoft.com/office/drawing/2016/5/12/chartex" xmlns:cx7="http://schemas.microsoft.com/office/drawing/2016/5/13/chartex" xmlns:cx8="http://schemas.microsoft.com/office/drawing/2016/5/14/chartex" xmlns:mc="http://schemas.openxmlformats.org/markup-compatibility/2006" xmlns:aink="http://schemas.microsoft.com/office/drawing/2016/ink" xmlns:am3d="http://schemas.microsoft.com/office/drawing/2017/model3d" xmlns:o="urn:schemas-microsoft-com:office:office" xmlns:oel="http://schemas.microsoft.com/office/2019/extlst" xmlns:r="http://schemas.openxmlformats.org/officeDocument/2006/relationships" xmlns:m="http://schemas.openxmlformats.org/officeDocument/2006/math" xmlns:v="urn:schemas-microsoft-com:vml" xmlns:wp14="http://schemas.microsoft.com/office/word/2010/wordprocessingDrawing" xmlns:wp="http://schemas.openxmlformats.org/drawingml/2006/wordprocessingDrawing" xmlns:w10="urn:schemas-microsoft-com:office:word" xmlns:w="http://schemas.openxmlformats.org/wordprocessingml/2006/main" xmlns:w14="http://schemas.microsoft.com/office/word/2010/wordml" xmlns:w15="http://schemas.microsoft.com/office/word/2012/wordml" xmlns:w16cex="http://schemas.microsoft.com/office/word/2018/wordml/cex" xmlns:w16cid="http://schemas.microsoft.com/office/word/2016/wordml/cid" xmlns:w16="http://schemas.microsoft.com/office/word/2018/wordml" xmlns:w16du="http://schemas.microsoft.com/office/word/2023/wordml/word16du" xmlns:w16sdtdh="http://schemas.microsoft.com/office/word/2020/wordml/sdtdatahash" xmlns:w16se="http://schemas.microsoft.com/office/word/2015/wordml/symex" xmlns:wpg="http://schemas.microsoft.com/office/word/2010/wordprocessingGroup" xmlns:wpi="http://schemas.microsoft.com/office/word/2010/wordprocessingInk" xmlns:wne="http://schemas.microsoft.com/office/word/2006/wordml" xmlns:wps="http://schemas.microsoft.com/office/word/2010/wordprocessingShape" mc:Ignorable="w14 w15 w16se w16cid w16 w16cex w16sdtdh w16du wp14">
+<w:footnotes xmlns:wpc="http://schemas.microsoft.com/office/word/2010/wordprocessingCanvas" xmlns:cx="http://schemas.microsoft.com/office/drawing/2014/chartex" xmlns:cx1="http://schemas.microsoft.com/office/drawing/2015/9/8/chartex" xmlns:cx2="http://schemas.microsoft.com/office/drawing/2015/10/21/chartex" xmlns:cx3="http://schemas.microsoft.com/office/drawing/2016/5/9/chartex" xmlns:cx4="http://schemas.microsoft.com/office/drawing/2016/5/10/chartex" xmlns:cx5="http://schemas.microsoft.com/office/drawing/2016/5/11/chartex" xmlns:cx6="http://schemas.microsoft.com/office/drawing/2016/5/12/chartex" xmlns:cx7="http://schemas.microsoft.com/office/drawing/2016/5/13/chartex" xmlns:cx8="http://schemas.microsoft.com/office/drawing/2016/5/14/chartex" xmlns:mc="http://schemas.openxmlformats.org/markup-compatibility/2006" xmlns:aink="http://schemas.microsoft.com/office/drawing/2016/ink" xmlns:am3d="http://schemas.microsoft.com/office/drawing/2017/model3d" xmlns:o="urn:schemas-microsoft-com:office:office" xmlns:oel="http://schemas.microsoft.com/office/2019/extlst" xmlns:r="http://schemas.openxmlformats.org/officeDocument/2006/relationships" xmlns:m="http://schemas.openxmlformats.org/officeDocument/2006/math" xmlns:v="urn:schemas-microsoft-com:vml" xmlns:wp14="http://schemas.microsoft.com/office/word/2010/wordprocessingDrawing" xmlns:wp="http://schemas.openxmlformats.org/drawingml/2006/wordprocessingDrawing" xmlns:w10="urn:schemas-microsoft-com:office:word" xmlns:w="http://schemas.openxmlformats.org/wordprocessingml/2006/main" xmlns:w14="http://schemas.microsoft.com/office/word/2010/wordml" xmlns:w15="http://schemas.microsoft.com/office/word/2012/wordml" xmlns:w16cex="http://schemas.microsoft.com/office/word/2018/wordml/cex" xmlns:w16cid="http://schemas.microsoft.com/office/word/2016/wordml/cid" xmlns:w16="http://schemas.microsoft.com/office/word/2018/wordml" xmlns:w16du="http://schemas.microsoft.com/office/word/2023/wordml/word16du" xmlns:w16sdtdh="http://schemas.microsoft.com/office/word/2020/wordml/sdtdatahash" xmlns:w16sdtfl="http://schemas.microsoft.com/office/word/2024/wordml/sdtformatlock" xmlns:w16se="http://schemas.microsoft.com/office/word/2015/wordml/symex" xmlns:wpg="http://schemas.microsoft.com/office/word/2010/wordprocessingGroup" xmlns:wpi="http://schemas.microsoft.com/office/word/2010/wordprocessingInk" xmlns:wne="http://schemas.microsoft.com/office/word/2006/wordml" xmlns:wps="http://schemas.microsoft.com/office/word/2010/wordprocessingShape" mc:Ignorable="w14 w15 w16se w16cid w16 w16cex w16sdtdh w16sdtfl w16du wp14">
   <w:footnote w:type="separator" w:id="-1">
     <w:p>
       <w:pPr>
@@ -4375,7 +4402,7 @@
 </file>
 
 <file path=word/styles.xml><?xml version="1.0" encoding="utf-8"?>
-<w:styles xmlns:mc="http://schemas.openxmlformats.org/markup-compatibility/2006" xmlns:r="http://schemas.openxmlformats.org/officeDocument/2006/relationships" xmlns:w="http://schemas.openxmlformats.org/wordprocessingml/2006/main" xmlns:w14="http://schemas.microsoft.com/office/word/2010/wordml" xmlns:w15="http://schemas.microsoft.com/office/word/2012/wordml" xmlns:w16cex="http://schemas.microsoft.com/office/word/2018/wordml/cex" xmlns:w16cid="http://schemas.microsoft.com/office/word/2016/wordml/cid" xmlns:w16="http://schemas.microsoft.com/office/word/2018/wordml" xmlns:w16du="http://schemas.microsoft.com/office/word/2023/wordml/word16du" xmlns:w16sdtdh="http://schemas.microsoft.com/office/word/2020/wordml/sdtdatahash" xmlns:w16se="http://schemas.microsoft.com/office/word/2015/wordml/symex" mc:Ignorable="w14 w15 w16se w16cid w16 w16cex w16sdtdh w16du">
+<w:styles xmlns:mc="http://schemas.openxmlformats.org/markup-compatibility/2006" xmlns:r="http://schemas.openxmlformats.org/officeDocument/2006/relationships" xmlns:w="http://schemas.openxmlformats.org/wordprocessingml/2006/main" xmlns:w14="http://schemas.microsoft.com/office/word/2010/wordml" xmlns:w15="http://schemas.microsoft.com/office/word/2012/wordml" xmlns:w16cex="http://schemas.microsoft.com/office/word/2018/wordml/cex" xmlns:w16cid="http://schemas.microsoft.com/office/word/2016/wordml/cid" xmlns:w16="http://schemas.microsoft.com/office/word/2018/wordml" xmlns:w16du="http://schemas.microsoft.com/office/word/2023/wordml/word16du" xmlns:w16sdtdh="http://schemas.microsoft.com/office/word/2020/wordml/sdtdatahash" xmlns:w16sdtfl="http://schemas.microsoft.com/office/word/2024/wordml/sdtformatlock" xmlns:w16se="http://schemas.microsoft.com/office/word/2015/wordml/symex" mc:Ignorable="w14 w15 w16se w16cid w16 w16cex w16sdtdh w16sdtfl w16du">
   <w:docDefaults>
     <w:rPrDefault>
       <w:rPr>

--- a/finalcif/template/template_for_multitable.docx
+++ b/finalcif/template/template_for_multitable.docx
@@ -11,6 +11,11 @@
       </w:r>
       <w:r>
         <w:t xml:space="preserve"> Tables</w:t>
+      </w:r>
+    </w:p>
+    <w:p>
+      <w:r>
+        <w:t>{%p for page in blocklist|batch(3) %}</w:t>
       </w:r>
     </w:p>
     <w:tbl>
@@ -58,7 +63,7 @@
                 <w:sz w:val="16"/>
                 <w:szCs w:val="16"/>
               </w:rPr>
-              <w:t>blocklist</w:t>
+              <w:t>page</w:t>
             </w:r>
             <w:r>
               <w:rPr>
@@ -169,7 +174,7 @@
                 <w:sz w:val="16"/>
                 <w:szCs w:val="16"/>
               </w:rPr>
-              <w:t>blocklist</w:t>
+              <w:t>page</w:t>
             </w:r>
             <w:r>
               <w:rPr>
@@ -280,7 +285,7 @@
                 <w:sz w:val="16"/>
                 <w:szCs w:val="16"/>
               </w:rPr>
-              <w:t>blocklist</w:t>
+              <w:t>page</w:t>
             </w:r>
             <w:r>
               <w:rPr>
@@ -379,7 +384,7 @@
                 <w:sz w:val="16"/>
                 <w:szCs w:val="16"/>
               </w:rPr>
-              <w:t>blocklist</w:t>
+              <w:t>page</w:t>
             </w:r>
             <w:r>
               <w:rPr>
@@ -469,7 +474,7 @@
                 <w:sz w:val="16"/>
                 <w:szCs w:val="16"/>
               </w:rPr>
-              <w:t>blocklist</w:t>
+              <w:t>page</w:t>
             </w:r>
             <w:r>
               <w:rPr>
@@ -559,7 +564,7 @@
                 <w:sz w:val="16"/>
                 <w:szCs w:val="16"/>
               </w:rPr>
-              <w:t>blocklist</w:t>
+              <w:t>page</w:t>
             </w:r>
             <w:r>
               <w:rPr>
@@ -649,7 +654,7 @@
                 <w:sz w:val="16"/>
                 <w:szCs w:val="16"/>
               </w:rPr>
-              <w:t>blocklist</w:t>
+              <w:t>page</w:t>
             </w:r>
             <w:r>
               <w:rPr>
@@ -774,7 +779,7 @@
                 <w:sz w:val="16"/>
                 <w:szCs w:val="16"/>
               </w:rPr>
-              <w:t>blocklist</w:t>
+              <w:t>page</w:t>
             </w:r>
             <w:r>
               <w:rPr>
@@ -896,7 +901,7 @@
                 <w:sz w:val="16"/>
                 <w:szCs w:val="16"/>
               </w:rPr>
-              <w:t>blocklist</w:t>
+              <w:t>page</w:t>
             </w:r>
             <w:r>
               <w:rPr>
@@ -1019,7 +1024,7 @@
                 <w:sz w:val="16"/>
                 <w:szCs w:val="16"/>
               </w:rPr>
-              <w:t>blocklist</w:t>
+              <w:t>page</w:t>
             </w:r>
             <w:r>
               <w:rPr>
@@ -1139,7 +1144,7 @@
                 <w:sz w:val="16"/>
                 <w:szCs w:val="16"/>
               </w:rPr>
-              <w:t>blocklist</w:t>
+              <w:t>page</w:t>
             </w:r>
             <w:r>
               <w:rPr>
@@ -1247,7 +1252,7 @@
                 <w:sz w:val="16"/>
                 <w:szCs w:val="16"/>
               </w:rPr>
-              <w:t>blocklist</w:t>
+              <w:t>page</w:t>
             </w:r>
             <w:r>
               <w:rPr>
@@ -1355,7 +1360,7 @@
                 <w:sz w:val="16"/>
                 <w:szCs w:val="16"/>
               </w:rPr>
-              <w:t>blocklist</w:t>
+              <w:t>page</w:t>
             </w:r>
             <w:r>
               <w:rPr>
@@ -1478,7 +1483,7 @@
                 <w:sz w:val="16"/>
                 <w:szCs w:val="16"/>
               </w:rPr>
-              <w:t>blocklist</w:t>
+              <w:t>page</w:t>
             </w:r>
             <w:r>
               <w:rPr>
@@ -1595,7 +1600,7 @@
                 <w:sz w:val="16"/>
                 <w:szCs w:val="16"/>
               </w:rPr>
-              <w:t>blocklist</w:t>
+              <w:t>page</w:t>
             </w:r>
             <w:r>
               <w:rPr>
@@ -1725,7 +1730,7 @@
                 <w:sz w:val="16"/>
                 <w:szCs w:val="16"/>
               </w:rPr>
-              <w:t>blocklist</w:t>
+              <w:t>page</w:t>
             </w:r>
             <w:r>
               <w:rPr>
@@ -1843,7 +1848,7 @@
                 <w:sz w:val="16"/>
                 <w:szCs w:val="16"/>
               </w:rPr>
-              <w:t>blocklist</w:t>
+              <w:t>page</w:t>
             </w:r>
             <w:r>
               <w:rPr>
@@ -1957,7 +1962,7 @@
                 <w:sz w:val="16"/>
                 <w:szCs w:val="16"/>
               </w:rPr>
-              <w:t>blocklist</w:t>
+              <w:t>page</w:t>
             </w:r>
             <w:r>
               <w:rPr>
@@ -2068,7 +2073,7 @@
                 <w:sz w:val="16"/>
                 <w:szCs w:val="16"/>
               </w:rPr>
-              <w:t>blocklist</w:t>
+              <w:t>page</w:t>
             </w:r>
             <w:r>
               <w:rPr>
@@ -2164,7 +2169,7 @@
                 <w:sz w:val="16"/>
                 <w:szCs w:val="16"/>
               </w:rPr>
-              <w:t>blocklist</w:t>
+              <w:t>page</w:t>
             </w:r>
             <w:r>
               <w:rPr>
@@ -2260,7 +2265,7 @@
                 <w:sz w:val="16"/>
                 <w:szCs w:val="16"/>
               </w:rPr>
-              <w:t>blocklist</w:t>
+              <w:t>page</w:t>
             </w:r>
             <w:r>
               <w:rPr>
@@ -2362,7 +2367,7 @@
                 <w:sz w:val="16"/>
                 <w:szCs w:val="16"/>
               </w:rPr>
-              <w:t>blocklist</w:t>
+              <w:t>page</w:t>
             </w:r>
             <w:r>
               <w:rPr>
@@ -2521,7 +2526,7 @@
                 <w:sz w:val="16"/>
                 <w:szCs w:val="16"/>
               </w:rPr>
-              <w:t>blocklist</w:t>
+              <w:t>page</w:t>
             </w:r>
             <w:r>
               <w:rPr>
@@ -2617,7 +2622,7 @@
                 <w:sz w:val="16"/>
                 <w:szCs w:val="16"/>
               </w:rPr>
-              <w:t>blocklist</w:t>
+              <w:t>page</w:t>
             </w:r>
             <w:r>
               <w:rPr>
@@ -2713,7 +2718,7 @@
                 <w:sz w:val="16"/>
                 <w:szCs w:val="16"/>
               </w:rPr>
-              <w:t>blocklist</w:t>
+              <w:t>page</w:t>
             </w:r>
             <w:r>
               <w:rPr>
@@ -2809,7 +2814,7 @@
                 <w:sz w:val="16"/>
                 <w:szCs w:val="16"/>
               </w:rPr>
-              <w:t>blocklist</w:t>
+              <w:t>page</w:t>
             </w:r>
             <w:r>
               <w:rPr>
@@ -2985,7 +2990,7 @@
                 <w:sz w:val="16"/>
                 <w:szCs w:val="16"/>
               </w:rPr>
-              <w:t>blocklist</w:t>
+              <w:t>page</w:t>
             </w:r>
             <w:r>
               <w:rPr>
@@ -3032,7 +3037,21 @@
                 <w:sz w:val="12"/>
                 <w:szCs w:val="16"/>
               </w:rPr>
-              <w:t>|float(2)</w:t>
+              <w:t>|float</w:t>
+            </w:r>
+            <w:r>
+              <w:rPr>
+                <w:sz w:val="12"/>
+                <w:szCs w:val="16"/>
+              </w:rPr>
+              <w:t>_num</w:t>
+            </w:r>
+            <w:r>
+              <w:rPr>
+                <w:sz w:val="12"/>
+                <w:szCs w:val="16"/>
+              </w:rPr>
+              <w:t>(2)</w:t>
             </w:r>
             <w:r>
               <w:rPr>
@@ -3086,7 +3105,21 @@
                 <w:sz w:val="12"/>
                 <w:szCs w:val="16"/>
               </w:rPr>
-              <w:t>|float(2)</w:t>
+              <w:t>|float</w:t>
+            </w:r>
+            <w:r>
+              <w:rPr>
+                <w:sz w:val="12"/>
+                <w:szCs w:val="16"/>
+              </w:rPr>
+              <w:t>_num</w:t>
+            </w:r>
+            <w:r>
+              <w:rPr>
+                <w:sz w:val="12"/>
+                <w:szCs w:val="16"/>
+              </w:rPr>
+              <w:t>(2)</w:t>
             </w:r>
             <w:r>
               <w:rPr>
@@ -3159,7 +3192,7 @@
                 <w:sz w:val="16"/>
                 <w:szCs w:val="16"/>
               </w:rPr>
-              <w:t>blocklist</w:t>
+              <w:t>page</w:t>
             </w:r>
             <w:r>
               <w:rPr>
@@ -3315,7 +3348,7 @@
                 <w:sz w:val="16"/>
                 <w:szCs w:val="16"/>
               </w:rPr>
-              <w:t>blocklist</w:t>
+              <w:t>page</w:t>
             </w:r>
             <w:r>
               <w:rPr>
@@ -3461,7 +3494,7 @@
                 <w:sz w:val="16"/>
                 <w:szCs w:val="16"/>
               </w:rPr>
-              <w:t>blocklist</w:t>
+              <w:t>page</w:t>
             </w:r>
             <w:r>
               <w:rPr>
@@ -3602,7 +3635,7 @@
                 <w:sz w:val="16"/>
                 <w:szCs w:val="16"/>
               </w:rPr>
-              <w:t>blocklist</w:t>
+              <w:t>page</w:t>
             </w:r>
             <w:r>
               <w:rPr>
@@ -3772,7 +3805,7 @@
                 <w:sz w:val="16"/>
                 <w:szCs w:val="16"/>
               </w:rPr>
-              <w:t>blocklist</w:t>
+              <w:t>page</w:t>
             </w:r>
             <w:r>
               <w:rPr>
@@ -3945,7 +3978,7 @@
                 <w:sz w:val="16"/>
                 <w:szCs w:val="16"/>
               </w:rPr>
-              <w:t>blocklist</w:t>
+              <w:t>page</w:t>
             </w:r>
             <w:r>
               <w:rPr>
@@ -4113,7 +4146,7 @@
                 <w:sz w:val="16"/>
                 <w:szCs w:val="16"/>
               </w:rPr>
-              <w:t>blocklist</w:t>
+              <w:t>page</w:t>
             </w:r>
             <w:r>
               <w:rPr>
@@ -4241,7 +4274,7 @@
                 <w:sz w:val="16"/>
                 <w:szCs w:val="16"/>
               </w:rPr>
-              <w:t>blocklist</w:t>
+              <w:t>page</w:t>
             </w:r>
             <w:r>
               <w:rPr>
@@ -4333,6 +4366,27 @@
         </w:tc>
       </w:tr>
     </w:tbl>
+    <w:p>
+      <w:r>
+        <w:t>{%p if not loop.last %}</w:t>
+      </w:r>
+    </w:p>
+    <w:p>
+      <w:r>
+        <w:br w:type="page"/>
+      </w:r>
+    </w:p>
+    <w:p>
+      <w:r>
+        <w:lastRenderedPageBreak/>
+        <w:t>{%p endif %}</w:t>
+      </w:r>
+    </w:p>
+    <w:p>
+      <w:r>
+        <w:t>{%p endfor %}</w:t>
+      </w:r>
+    </w:p>
     <w:p>
       <w:pPr>
         <w:rPr>
